--- a/suisse-immo-si-jur-06/livrables/SI-JUR-06_Prospection-telephonique_Suisse-Immo.docx
+++ b/suisse-immo-si-jur-06/livrables/SI-JUR-06_Prospection-telephonique_Suisse-Immo.docx
@@ -6532,7 +6532,16 @@
                 <w:sz w:val="17"/>
                 <w:szCs w:val="17"/>
               </w:rPr>
-              <w:t xml:space="preserve"> Je souhaite être appelé(e) de préférence : </w:t>
+              <w:t xml:space="preserve"> </w:t>
+            </w:r>
+            <w:r>
+              <w:rPr>
+                <w:rFonts w:ascii="Inter" w:cs="Inter" w:eastAsia="Inter" w:hAnsi="Inter"/>
+                <w:color w:val="15161B"/>
+                <w:sz w:val="17"/>
+                <w:szCs w:val="17"/>
+              </w:rPr>
+              <w:t xml:space="preserve">Je souhaite être appelé(e) de préférence : </w:t>
             </w:r>
             <w:sdt>
               <w:sdtPr>
@@ -6660,7 +6669,16 @@
                 <w:sz w:val="17"/>
                 <w:szCs w:val="17"/>
               </w:rPr>
-              <w:t xml:space="preserve"> Source des données, lorsqu’elles n’ont pas été collectées auprès de vous : </w:t>
+              <w:t xml:space="preserve"> </w:t>
+            </w:r>
+            <w:r>
+              <w:rPr>
+                <w:rFonts w:ascii="Inter" w:cs="Inter" w:eastAsia="Inter" w:hAnsi="Inter"/>
+                <w:color w:val="15161B"/>
+                <w:sz w:val="17"/>
+                <w:szCs w:val="17"/>
+              </w:rPr>
+              <w:t xml:space="preserve">Source des données, lorsqu’elles n’ont pas été collectées auprès de vous : </w:t>
             </w:r>
             <w:sdt>
               <w:sdtPr>
